--- a/NIST-800-82/CSW-NIST-800-82-Compliance-Report.docx
+++ b/NIST-800-82/CSW-NIST-800-82-Compliance-Report.docx
@@ -171,6 +171,62 @@
     </w:p>
     <w:bookmarkEnd w:id="11"/>
     <w:bookmarkStart w:id="12" w:name="executive-summary"/>
+    <w:p>
+      <w:pPr>
+        <w:pStyle w:val="Heading2"/>
+      </w:pPr>
+      <w:r>
+        <w:t>How to read the coverage words</w:t>
+      </w:r>
+    </w:p>
+    <w:p>
+      <w:pPr/>
+      <w:r>
+        <w:rPr>
+          <w:b/>
+        </w:rPr>
+        <w:t>Full Coverage</w:t>
+      </w:r>
+      <w:r>
+        <w:t xml:space="preserve"> on the older reports means Secure Workload can produce that row's artifact. It does not mean the control is met.</w:t>
+      </w:r>
+    </w:p>
+    <w:p>
+      <w:pPr/>
+      <w:r>
+        <w:rPr>
+          <w:b/>
+        </w:rPr>
+        <w:t>Partial Coverage</w:t>
+      </w:r>
+      <w:r>
+        <w:t xml:space="preserve"> means file that export next to another control.</w:t>
+      </w:r>
+    </w:p>
+    <w:p>
+      <w:pPr/>
+      <w:r>
+        <w:rPr>
+          <w:b/>
+        </w:rPr>
+        <w:t>Evidence Required</w:t>
+      </w:r>
+      <w:r>
+        <w:t xml:space="preserve"> means Secure Workload has no record. The customer files the contract, the analysis, or the HR or physical-security evidence.</w:t>
+      </w:r>
+    </w:p>
+    <w:p>
+      <w:pPr/>
+      <w:r>
+        <w:rPr>
+          <w:b/>
+        </w:rPr>
+        <w:t>Direct, Supporting, and Out of scope</w:t>
+      </w:r>
+      <w:r>
+        <w:t xml:space="preserve"> on the newer reports are the same idea in different words. Direct is still evidence, not a pass.</w:t>
+      </w:r>
+    </w:p>
     <w:p>
       <w:pPr>
         <w:pStyle w:val="Heading2"/>

--- a/NIST-800-82/CSW-NIST-800-82-Compliance-Report.docx
+++ b/NIST-800-82/CSW-NIST-800-82-Compliance-Report.docx
@@ -10,7 +10,7 @@
         <w:t xml:space="preserve">Cisco Secure Workload - NIST SP 800-82 Compliance Report</w:t>
       </w:r>
     </w:p>
-    <w:bookmarkStart w:id="22" w:name="Xc5311755b19c182beda03d2259822b4a09abfa3"/>
+    <w:bookmarkStart w:id="23" w:name="Xc5311755b19c182beda03d2259822b4a09abfa3"/>
     <w:p>
       <w:pPr>
         <w:pStyle w:val="Heading1"/>
@@ -170,63 +170,103 @@
       </w:r>
     </w:p>
     <w:bookmarkEnd w:id="11"/>
-    <w:bookmarkStart w:id="12" w:name="executive-summary"/>
+    <w:bookmarkStart w:id="12" w:name="how-to-read-the-coverage-column"/>
     <w:p>
       <w:pPr>
         <w:pStyle w:val="Heading2"/>
       </w:pPr>
       <w:r>
-        <w:t>How to read the coverage words</w:t>
-      </w:r>
-    </w:p>
-    <w:p>
-      <w:pPr/>
+        <w:t xml:space="preserve">How to read the Coverage column</w:t>
+      </w:r>
+    </w:p>
+    <w:p>
+      <w:pPr>
+        <w:pStyle w:val="FirstParagraph"/>
+      </w:pPr>
+      <w:r>
+        <w:t xml:space="preserve">Every report in this set uses the same three coverage words. Coverage describes</w:t>
+      </w:r>
+      <w:r>
+        <w:t xml:space="preserve"> </w:t>
+      </w:r>
       <w:r>
         <w:rPr>
           <w:b/>
+          <w:bCs/>
         </w:rPr>
-        <w:t>Full Coverage</w:t>
-      </w:r>
-      <w:r>
-        <w:t xml:space="preserve"> on the older reports means Secure Workload can produce that row's artifact. It does not mean the control is met.</w:t>
-      </w:r>
-    </w:p>
-    <w:p>
-      <w:pPr/>
+        <w:t xml:space="preserve">what evidence CSW produces</w:t>
+      </w:r>
+      <w:r>
+        <w:t xml:space="preserve"> </w:t>
+      </w:r>
+      <w:r>
+        <w:t xml:space="preserve">for a topic — it never means the control is passed.</w:t>
+      </w:r>
+    </w:p>
+    <w:p>
+      <w:pPr>
+        <w:pStyle w:val="BodyText"/>
+      </w:pPr>
       <w:r>
         <w:rPr>
           <w:b/>
+          <w:bCs/>
         </w:rPr>
-        <w:t>Partial Coverage</w:t>
-      </w:r>
-      <w:r>
-        <w:t xml:space="preserve"> means file that export next to another control.</w:t>
-      </w:r>
-    </w:p>
-    <w:p>
-      <w:pPr/>
+        <w:t xml:space="preserve">Direct</w:t>
+      </w:r>
+      <w:r>
+        <w:t xml:space="preserve"> </w:t>
+      </w:r>
+      <w:r>
+        <w:t xml:space="preserve">— Secure Workload produces the primary evidence artifact for that topic (segmentation, policy, flow/process telemetry, inventory, vulnerability + reachability, forensic reconstruction). Direct is still evidence, not an attestation.</w:t>
+      </w:r>
+    </w:p>
+    <w:p>
+      <w:pPr>
+        <w:pStyle w:val="BodyText"/>
+      </w:pPr>
       <w:r>
         <w:rPr>
           <w:b/>
+          <w:bCs/>
         </w:rPr>
-        <w:t>Evidence Required</w:t>
-      </w:r>
-      <w:r>
-        <w:t xml:space="preserve"> means Secure Workload has no record. The customer files the contract, the analysis, or the HR or physical-security evidence.</w:t>
-      </w:r>
-    </w:p>
-    <w:p>
-      <w:pPr/>
+        <w:t xml:space="preserve">Supporting</w:t>
+      </w:r>
+      <w:r>
+        <w:t xml:space="preserve"> </w:t>
+      </w:r>
+      <w:r>
+        <w:t xml:space="preserve">— Secure Workload contributes an input that feeds or complements another control, tool, or process (e.g. detection input only, reconciled against an external register, one log source among several).</w:t>
+      </w:r>
+    </w:p>
+    <w:p>
+      <w:pPr>
+        <w:pStyle w:val="BodyText"/>
+      </w:pPr>
       <w:r>
         <w:rPr>
           <w:b/>
+          <w:bCs/>
         </w:rPr>
-        <w:t>Direct, Supporting, and Out of scope</w:t>
-      </w:r>
-      <w:r>
-        <w:t xml:space="preserve"> on the newer reports are the same idea in different words. Direct is still evidence, not a pass.</w:t>
-      </w:r>
-    </w:p>
+        <w:t xml:space="preserve">Evidence Required</w:t>
+      </w:r>
+      <w:r>
+        <w:t xml:space="preserve"> </w:t>
+      </w:r>
+      <w:r>
+        <w:t xml:space="preserve">— Secure Workload has no record for this topic. The customer supplies the contract, the analysis, or the HR / physical-security evidence from another control.</w:t>
+      </w:r>
+    </w:p>
+    <w:p>
+      <w:pPr>
+        <w:pStyle w:val="BlockText"/>
+      </w:pPr>
+      <w:r>
+        <w:t xml:space="preserve">The Coverage ratings in the topic map below are machine-derived from each row’s wording and are flagged for SE review before customer use.</w:t>
+      </w:r>
+    </w:p>
+    <w:bookmarkEnd w:id="12"/>
+    <w:bookmarkStart w:id="13" w:name="executive-summary"/>
     <w:p>
       <w:pPr>
         <w:pStyle w:val="Heading2"/>
@@ -287,8 +327,8 @@
         <w:t xml:space="preserve">a control attestation.</w:t>
       </w:r>
     </w:p>
-    <w:bookmarkEnd w:id="12"/>
-    <w:bookmarkStart w:id="13" w:name="suggested-csw-scope-pattern"/>
+    <w:bookmarkEnd w:id="13"/>
+    <w:bookmarkStart w:id="14" w:name="suggested-csw-scope-pattern"/>
     <w:p>
       <w:pPr>
         <w:pStyle w:val="Heading2"/>
@@ -352,8 +392,8 @@
         <w:t xml:space="preserve">This scope pattern should be validated with the customer’s architecture, application owners, compliance team, and assessor before it is used for formal evidence.</w:t>
       </w:r>
     </w:p>
-    <w:bookmarkEnd w:id="13"/>
-    <w:bookmarkStart w:id="14" w:name="in-scope-for-csw-evidence"/>
+    <w:bookmarkEnd w:id="14"/>
+    <w:bookmarkStart w:id="15" w:name="in-scope-for-csw-evidence"/>
     <w:p>
       <w:pPr>
         <w:pStyle w:val="Heading2"/>
@@ -434,8 +474,8 @@
         <w:t xml:space="preserve">Configuration / change management (IT-side workspace baseline) - 800-53 CM family</w:t>
       </w:r>
     </w:p>
-    <w:bookmarkEnd w:id="14"/>
-    <w:bookmarkStart w:id="15" w:name="Xaed999129ed4b1f11f99b5af2968248bad86dd6"/>
+    <w:bookmarkEnd w:id="15"/>
+    <w:bookmarkStart w:id="16" w:name="Xaed999129ed4b1f11f99b5af2968248bad86dd6"/>
     <w:p>
       <w:pPr>
         <w:pStyle w:val="Heading2"/>
@@ -504,8 +544,8 @@
         <w:t xml:space="preserve">BCP/DR for OT operations</w:t>
       </w:r>
     </w:p>
-    <w:bookmarkEnd w:id="15"/>
-    <w:bookmarkStart w:id="16" w:name="framework-topic-csw-capability-map"/>
+    <w:bookmarkEnd w:id="16"/>
+    <w:bookmarkStart w:id="17" w:name="framework-topic-csw-capability-map"/>
     <w:p>
       <w:pPr>
         <w:pStyle w:val="Heading2"/>
@@ -520,285 +560,14 @@
         <w:tblW w:type="pct" w:w="5000"/>
         <w:tblLayout w:type="fixed"/>
         <w:tblLook w:firstRow="1" w:lastRow="0" w:firstColumn="0" w:lastColumn="0" w:noHBand="0" w:noVBand="0" w:val="0020"/>
-      </w:tblPr>
-      <w:tblGrid>
-        <w:gridCol w:w="2640"/>
-        <w:gridCol w:w="2640"/>
-        <w:gridCol w:w="2640"/>
-      </w:tblGrid>
-      <w:tr>
-        <w:trPr>
-          <w:tblHeader w:val="on"/>
-        </w:trPr>
-        <w:tc>
-          <w:tcPr/>
-          <w:p>
-            <w:pPr>
-              <w:pStyle w:val="Compact"/>
-            </w:pPr>
-            <w:r>
-              <w:t xml:space="preserve">Framework topic</w:t>
-            </w:r>
-          </w:p>
-        </w:tc>
-        <w:tc>
-          <w:tcPr/>
-          <w:p>
-            <w:pPr>
-              <w:pStyle w:val="Compact"/>
-            </w:pPr>
-            <w:r>
-              <w:t xml:space="preserve">CSW capability</w:t>
-            </w:r>
-          </w:p>
-        </w:tc>
-        <w:tc>
-          <w:tcPr/>
-          <w:p>
-            <w:pPr>
-              <w:pStyle w:val="Compact"/>
-            </w:pPr>
-            <w:r>
-              <w:t xml:space="preserve">Evidence artifact</w:t>
-            </w:r>
-          </w:p>
-        </w:tc>
-      </w:tr>
-      <w:tr>
-        <w:tc>
-          <w:tcPr/>
-          <w:p>
-            <w:pPr>
-              <w:pStyle w:val="Compact"/>
-            </w:pPr>
-            <w:r>
-              <w:t xml:space="preserve">Network architecture / segmentation (IT side)</w:t>
-            </w:r>
-          </w:p>
-        </w:tc>
-        <w:tc>
-          <w:tcPr/>
-          <w:p>
-            <w:pPr>
-              <w:pStyle w:val="Compact"/>
-            </w:pPr>
-            <w:r>
-              <w:t xml:space="preserve">Policy workspace; observed IT-OT flows; ADM-derived allowlist</w:t>
-            </w:r>
-          </w:p>
-        </w:tc>
-        <w:tc>
-          <w:tcPr/>
-          <w:p>
-            <w:pPr>
-              <w:pStyle w:val="Compact"/>
-            </w:pPr>
-            <w:r>
-              <w:t xml:space="preserve">Workspace snapshot + observed IT-OT flow report</w:t>
-            </w:r>
-          </w:p>
-        </w:tc>
-      </w:tr>
-      <w:tr>
-        <w:tc>
-          <w:tcPr/>
-          <w:p>
-            <w:pPr>
-              <w:pStyle w:val="Compact"/>
-            </w:pPr>
-            <w:r>
-              <w:t xml:space="preserve">Monitoring (IT side)</w:t>
-            </w:r>
-          </w:p>
-        </w:tc>
-        <w:tc>
-          <w:tcPr/>
-          <w:p>
-            <w:pPr>
-              <w:pStyle w:val="Compact"/>
-            </w:pPr>
-            <w:r>
-              <w:t xml:space="preserve">Continuous flow / process telemetry; alerts on unauthorised IT-OT flow</w:t>
-            </w:r>
-          </w:p>
-        </w:tc>
-        <w:tc>
-          <w:tcPr/>
-          <w:p>
-            <w:pPr>
-              <w:pStyle w:val="Compact"/>
-            </w:pPr>
-            <w:r>
-              <w:t xml:space="preserve">Alert and anomaly log scoped to OT-Adjacent-IT</w:t>
-            </w:r>
-          </w:p>
-        </w:tc>
-      </w:tr>
-      <w:tr>
-        <w:tc>
-          <w:tcPr/>
-          <w:p>
-            <w:pPr>
-              <w:pStyle w:val="Compact"/>
-            </w:pPr>
-            <w:r>
-              <w:t xml:space="preserve">Access control (IT side)</w:t>
-            </w:r>
-          </w:p>
-        </w:tc>
-        <w:tc>
-          <w:tcPr/>
-          <w:p>
-            <w:pPr>
-              <w:pStyle w:val="Compact"/>
-            </w:pPr>
-            <w:r>
-              <w:t xml:space="preserve">Workload-to-workload allowlist + enforcement log</w:t>
-            </w:r>
-          </w:p>
-        </w:tc>
-        <w:tc>
-          <w:tcPr/>
-          <w:p>
-            <w:pPr>
-              <w:pStyle w:val="Compact"/>
-            </w:pPr>
-            <w:r>
-              <w:t xml:space="preserve">Workspace snapshot and violation/exception register</w:t>
-            </w:r>
-          </w:p>
-        </w:tc>
-      </w:tr>
-      <w:tr>
-        <w:tc>
-          <w:tcPr/>
-          <w:p>
-            <w:pPr>
-              <w:pStyle w:val="Compact"/>
-            </w:pPr>
-            <w:r>
-              <w:t xml:space="preserve">Vulnerability management (OT-aware)</w:t>
-            </w:r>
-          </w:p>
-        </w:tc>
-        <w:tc>
-          <w:tcPr/>
-          <w:p>
-            <w:pPr>
-              <w:pStyle w:val="Compact"/>
-            </w:pPr>
-            <w:r>
-              <w:t xml:space="preserve">Reachability-weighted CVE on OT-adjacent IT workloads</w:t>
-            </w:r>
-          </w:p>
-        </w:tc>
-        <w:tc>
-          <w:tcPr/>
-          <w:p>
-            <w:pPr>
-              <w:pStyle w:val="Compact"/>
-            </w:pPr>
-            <w:r>
-              <w:t xml:space="preserve">Prioritised remediation list with compensating-control register</w:t>
-            </w:r>
-          </w:p>
-        </w:tc>
-      </w:tr>
-      <w:tr>
-        <w:tc>
-          <w:tcPr/>
-          <w:p>
-            <w:pPr>
-              <w:pStyle w:val="Compact"/>
-            </w:pPr>
-            <w:r>
-              <w:t xml:space="preserve">Incident response (IT side)</w:t>
-            </w:r>
-          </w:p>
-        </w:tc>
-        <w:tc>
-          <w:tcPr/>
-          <w:p>
-            <w:pPr>
-              <w:pStyle w:val="Compact"/>
-            </w:pPr>
-            <w:r>
-              <w:t xml:space="preserve">Forensic flow / process search across the incident window</w:t>
-            </w:r>
-          </w:p>
-        </w:tc>
-        <w:tc>
-          <w:tcPr/>
-          <w:p>
-            <w:pPr>
-              <w:pStyle w:val="Compact"/>
-            </w:pPr>
-            <w:r>
-              <w:t xml:space="preserve">Investigation pack with timeline and impact scope</w:t>
-            </w:r>
-          </w:p>
-        </w:tc>
-      </w:tr>
-      <w:tr>
-        <w:tc>
-          <w:tcPr/>
-          <w:p>
-            <w:pPr>
-              <w:pStyle w:val="Compact"/>
-            </w:pPr>
-            <w:r>
-              <w:t xml:space="preserve">Configuration management</w:t>
-            </w:r>
-          </w:p>
-        </w:tc>
-        <w:tc>
-          <w:tcPr/>
-          <w:p>
-            <w:pPr>
-              <w:pStyle w:val="Compact"/>
-            </w:pPr>
-            <w:r>
-              <w:t xml:space="preserve">Workspace snapshot before/after each change</w:t>
-            </w:r>
-          </w:p>
-        </w:tc>
-        <w:tc>
-          <w:tcPr/>
-          <w:p>
-            <w:pPr>
-              <w:pStyle w:val="Compact"/>
-            </w:pPr>
-            <w:r>
-              <w:t xml:space="preserve">Change-controlled policy workspace export</w:t>
-            </w:r>
-          </w:p>
-        </w:tc>
-      </w:tr>
-    </w:tbl>
-    <w:bookmarkEnd w:id="16"/>
-    <w:bookmarkStart w:id="17" w:name="evidence-collection-approach"/>
-    <w:p>
-      <w:pPr>
-        <w:pStyle w:val="Heading2"/>
-      </w:pPr>
-      <w:r>
-        <w:t xml:space="preserve">Evidence Collection Approach</w:t>
-      </w:r>
-    </w:p>
-    <w:p>
-      <w:pPr>
-        <w:pStyle w:val="FirstParagraph"/>
-      </w:pPr>
-      <w:r>
-        <w:t xml:space="preserve">The table below describes per-topic evidence collection - what to collect, the CSW source area, and a suggested cadence. The cadence should be tuned to the customer’s audit cycle, regulatory cadence, and risk appetite.</w:t>
-      </w:r>
-    </w:p>
-    <w:tbl>
-      <w:tblPr>
-        <w:tblStyle w:val="Table"/>
-        <w:tblW w:type="pct" w:w="5000"/>
-        <w:tblLayout w:type="fixed"/>
-        <w:tblLook w:firstRow="1" w:lastRow="0" w:firstColumn="0" w:lastColumn="0" w:noHBand="0" w:noVBand="0" w:val="0020"/>
+        <w:tblBorders>
+          <w:top w:val="single" w:sz="4" w:space="0" w:color="BFBFBF"/>
+          <w:left w:val="single" w:sz="4" w:space="0" w:color="BFBFBF"/>
+          <w:bottom w:val="single" w:sz="4" w:space="0" w:color="BFBFBF"/>
+          <w:right w:val="single" w:sz="4" w:space="0" w:color="BFBFBF"/>
+          <w:insideH w:val="single" w:sz="4" w:space="0" w:color="BFBFBF"/>
+          <w:insideV w:val="single" w:sz="4" w:space="0" w:color="BFBFBF"/>
+        </w:tblBorders>
       </w:tblPr>
       <w:tblGrid>
         <w:gridCol w:w="1980"/>
@@ -811,46 +580,70 @@
           <w:tblHeader w:val="on"/>
         </w:trPr>
         <w:tc>
-          <w:tcPr/>
-          <w:p>
-            <w:pPr>
-              <w:pStyle w:val="Compact"/>
-            </w:pPr>
-            <w:r>
-              <w:t xml:space="preserve">Topic</w:t>
-            </w:r>
-          </w:p>
-        </w:tc>
-        <w:tc>
-          <w:tcPr/>
-          <w:p>
-            <w:pPr>
-              <w:pStyle w:val="Compact"/>
-            </w:pPr>
-            <w:r>
-              <w:t xml:space="preserve">What to collect</w:t>
-            </w:r>
-          </w:p>
-        </w:tc>
-        <w:tc>
-          <w:tcPr/>
-          <w:p>
-            <w:pPr>
-              <w:pStyle w:val="Compact"/>
-            </w:pPr>
-            <w:r>
-              <w:t xml:space="preserve">CSW source</w:t>
-            </w:r>
-          </w:p>
-        </w:tc>
-        <w:tc>
-          <w:tcPr/>
-          <w:p>
-            <w:pPr>
-              <w:pStyle w:val="Compact"/>
-            </w:pPr>
-            <w:r>
-              <w:t xml:space="preserve">Suggested cadence</w:t>
+          <w:tcPr>
+            <w:shd w:val="clear" w:color="auto" w:fill="003366"/>
+          </w:tcPr>
+          <w:p>
+            <w:pPr>
+              <w:pStyle w:val="Compact"/>
+            </w:pPr>
+            <w:r>
+              <w:rPr>
+                <w:b/>
+                <w:color w:val="FFFFFF"/>
+              </w:rPr>
+              <w:t xml:space="preserve">Framework topic</w:t>
+            </w:r>
+          </w:p>
+        </w:tc>
+        <w:tc>
+          <w:tcPr>
+            <w:shd w:val="clear" w:color="auto" w:fill="003366"/>
+          </w:tcPr>
+          <w:p>
+            <w:pPr>
+              <w:pStyle w:val="Compact"/>
+            </w:pPr>
+            <w:r>
+              <w:rPr>
+                <w:b/>
+                <w:color w:val="FFFFFF"/>
+              </w:rPr>
+              <w:t xml:space="preserve">Coverage</w:t>
+            </w:r>
+          </w:p>
+        </w:tc>
+        <w:tc>
+          <w:tcPr>
+            <w:shd w:val="clear" w:color="auto" w:fill="003366"/>
+          </w:tcPr>
+          <w:p>
+            <w:pPr>
+              <w:pStyle w:val="Compact"/>
+            </w:pPr>
+            <w:r>
+              <w:rPr>
+                <w:b/>
+                <w:color w:val="FFFFFF"/>
+              </w:rPr>
+              <w:t xml:space="preserve">CSW capability</w:t>
+            </w:r>
+          </w:p>
+        </w:tc>
+        <w:tc>
+          <w:tcPr>
+            <w:shd w:val="clear" w:color="auto" w:fill="003366"/>
+          </w:tcPr>
+          <w:p>
+            <w:pPr>
+              <w:pStyle w:val="Compact"/>
+            </w:pPr>
+            <w:r>
+              <w:rPr>
+                <w:b/>
+                <w:color w:val="FFFFFF"/>
+              </w:rPr>
+              <w:t xml:space="preserve">Evidence artifact</w:t>
             </w:r>
           </w:p>
         </w:tc>
@@ -863,7 +656,24 @@
               <w:pStyle w:val="Compact"/>
             </w:pPr>
             <w:r>
-              <w:t xml:space="preserve">OT-adjacent IT inventory</w:t>
+              <w:t xml:space="preserve">Network architecture / segmentation (IT side)</w:t>
+            </w:r>
+          </w:p>
+        </w:tc>
+        <w:tc>
+          <w:tcPr>
+            <w:shd w:val="clear" w:color="auto" w:fill="107C41"/>
+          </w:tcPr>
+          <w:p>
+            <w:pPr>
+              <w:pStyle w:val="Compact"/>
+            </w:pPr>
+            <w:r>
+              <w:rPr>
+                <w:b/>
+                <w:color w:val="FFFFFF"/>
+              </w:rPr>
+              <w:t>Direct</w:t>
             </w:r>
           </w:p>
         </w:tc>
@@ -874,7 +684,7 @@
               <w:pStyle w:val="Compact"/>
             </w:pPr>
             <w:r>
-              <w:t xml:space="preserve">Workloads adjacent to OT zones with isa_level and it_or_ot labels</w:t>
+              <w:t xml:space="preserve">Policy workspace; observed IT-OT flows; ADM-derived allowlist</w:t>
             </w:r>
           </w:p>
         </w:tc>
@@ -885,64 +695,65 @@
               <w:pStyle w:val="Compact"/>
             </w:pPr>
             <w:r>
-              <w:t xml:space="preserve">Inventory + scope membership export</w:t>
-            </w:r>
-          </w:p>
-        </w:tc>
-        <w:tc>
-          <w:tcPr/>
-          <w:p>
-            <w:pPr>
-              <w:pStyle w:val="Compact"/>
-            </w:pPr>
-            <w:r>
-              <w:t xml:space="preserve">Monthly</w:t>
+              <w:t xml:space="preserve">Workspace snapshot + observed IT-OT flow report</w:t>
             </w:r>
           </w:p>
         </w:tc>
       </w:tr>
       <w:tr>
         <w:tc>
-          <w:tcPr/>
-          <w:p>
-            <w:pPr>
-              <w:pStyle w:val="Compact"/>
-            </w:pPr>
-            <w:r>
-              <w:t xml:space="preserve">IT-OT boundary flow evidence</w:t>
-            </w:r>
-          </w:p>
-        </w:tc>
-        <w:tc>
-          <w:tcPr/>
-          <w:p>
-            <w:pPr>
-              <w:pStyle w:val="Compact"/>
-            </w:pPr>
-            <w:r>
-              <w:t xml:space="preserve">Approved vs. observed IT-OT flow comparison</w:t>
-            </w:r>
-          </w:p>
-        </w:tc>
-        <w:tc>
-          <w:tcPr/>
-          <w:p>
-            <w:pPr>
-              <w:pStyle w:val="Compact"/>
-            </w:pPr>
-            <w:r>
-              <w:t xml:space="preserve">ADM workspace export + policy workspace export</w:t>
-            </w:r>
-          </w:p>
-        </w:tc>
-        <w:tc>
-          <w:tcPr/>
-          <w:p>
-            <w:pPr>
-              <w:pStyle w:val="Compact"/>
-            </w:pPr>
-            <w:r>
-              <w:t xml:space="preserve">Quarterly</w:t>
+          <w:tcPr>
+            <w:shd w:val="clear" w:color="auto" w:fill="F2F2F2"/>
+          </w:tcPr>
+          <w:p>
+            <w:pPr>
+              <w:pStyle w:val="Compact"/>
+            </w:pPr>
+            <w:r>
+              <w:t xml:space="preserve">Monitoring (IT side)</w:t>
+            </w:r>
+          </w:p>
+        </w:tc>
+        <w:tc>
+          <w:tcPr>
+            <w:shd w:val="clear" w:color="auto" w:fill="107C41"/>
+          </w:tcPr>
+          <w:p>
+            <w:pPr>
+              <w:pStyle w:val="Compact"/>
+            </w:pPr>
+            <w:r>
+              <w:rPr>
+                <w:b/>
+                <w:color w:val="FFFFFF"/>
+              </w:rPr>
+              <w:t>Direct</w:t>
+            </w:r>
+          </w:p>
+        </w:tc>
+        <w:tc>
+          <w:tcPr>
+            <w:shd w:val="clear" w:color="auto" w:fill="F2F2F2"/>
+          </w:tcPr>
+          <w:p>
+            <w:pPr>
+              <w:pStyle w:val="Compact"/>
+            </w:pPr>
+            <w:r>
+              <w:t xml:space="preserve">Continuous flow / process telemetry; alerts on unauthorised IT-OT flow</w:t>
+            </w:r>
+          </w:p>
+        </w:tc>
+        <w:tc>
+          <w:tcPr>
+            <w:shd w:val="clear" w:color="auto" w:fill="F2F2F2"/>
+          </w:tcPr>
+          <w:p>
+            <w:pPr>
+              <w:pStyle w:val="Compact"/>
+            </w:pPr>
+            <w:r>
+              <w:t xml:space="preserve">Alert and anomaly log scoped to OT-Adjacent-IT</w:t>
             </w:r>
           </w:p>
         </w:tc>
@@ -955,7 +766,24 @@
               <w:pStyle w:val="Compact"/>
             </w:pPr>
             <w:r>
-              <w:t xml:space="preserve">Jump-host activity</w:t>
+              <w:t xml:space="preserve">Access control (IT side)</w:t>
+            </w:r>
+          </w:p>
+        </w:tc>
+        <w:tc>
+          <w:tcPr>
+            <w:shd w:val="clear" w:color="auto" w:fill="107C41"/>
+          </w:tcPr>
+          <w:p>
+            <w:pPr>
+              <w:pStyle w:val="Compact"/>
+            </w:pPr>
+            <w:r>
+              <w:rPr>
+                <w:b/>
+                <w:color w:val="FFFFFF"/>
+              </w:rPr>
+              <w:t>Direct</w:t>
             </w:r>
           </w:p>
         </w:tc>
@@ -966,7 +794,7 @@
               <w:pStyle w:val="Compact"/>
             </w:pPr>
             <w:r>
-              <w:t xml:space="preserve">Jump-host flows to OT-Zones with timing</w:t>
+              <w:t xml:space="preserve">Workload-to-workload allowlist + enforcement log</w:t>
             </w:r>
           </w:p>
         </w:tc>
@@ -977,64 +805,65 @@
               <w:pStyle w:val="Compact"/>
             </w:pPr>
             <w:r>
-              <w:t xml:space="preserve">Flow search on Jump-Hosts-to-OT</w:t>
-            </w:r>
-          </w:p>
-        </w:tc>
-        <w:tc>
-          <w:tcPr/>
-          <w:p>
-            <w:pPr>
-              <w:pStyle w:val="Compact"/>
-            </w:pPr>
-            <w:r>
-              <w:t xml:space="preserve">Continuous; reviewed monthly</w:t>
+              <w:t xml:space="preserve">Workspace snapshot and violation/exception register</w:t>
             </w:r>
           </w:p>
         </w:tc>
       </w:tr>
       <w:tr>
         <w:tc>
-          <w:tcPr/>
-          <w:p>
-            <w:pPr>
-              <w:pStyle w:val="Compact"/>
-            </w:pPr>
-            <w:r>
-              <w:t xml:space="preserve">Vulnerability + reachability</w:t>
-            </w:r>
-          </w:p>
-        </w:tc>
-        <w:tc>
-          <w:tcPr/>
-          <w:p>
-            <w:pPr>
-              <w:pStyle w:val="Compact"/>
-            </w:pPr>
-            <w:r>
-              <w:t xml:space="preserve">CVE list weighted by reach into OT-Zones</w:t>
-            </w:r>
-          </w:p>
-        </w:tc>
-        <w:tc>
-          <w:tcPr/>
-          <w:p>
-            <w:pPr>
-              <w:pStyle w:val="Compact"/>
-            </w:pPr>
-            <w:r>
-              <w:t xml:space="preserve">Vulnerability report scoped to NIST-800-82</w:t>
-            </w:r>
-          </w:p>
-        </w:tc>
-        <w:tc>
-          <w:tcPr/>
-          <w:p>
-            <w:pPr>
-              <w:pStyle w:val="Compact"/>
-            </w:pPr>
-            <w:r>
-              <w:t xml:space="preserve">Monthly</w:t>
+          <w:tcPr>
+            <w:shd w:val="clear" w:color="auto" w:fill="F2F2F2"/>
+          </w:tcPr>
+          <w:p>
+            <w:pPr>
+              <w:pStyle w:val="Compact"/>
+            </w:pPr>
+            <w:r>
+              <w:t xml:space="preserve">Vulnerability management (OT-aware)</w:t>
+            </w:r>
+          </w:p>
+        </w:tc>
+        <w:tc>
+          <w:tcPr>
+            <w:shd w:val="clear" w:color="auto" w:fill="107C41"/>
+          </w:tcPr>
+          <w:p>
+            <w:pPr>
+              <w:pStyle w:val="Compact"/>
+            </w:pPr>
+            <w:r>
+              <w:rPr>
+                <w:b/>
+                <w:color w:val="FFFFFF"/>
+              </w:rPr>
+              <w:t>Direct</w:t>
+            </w:r>
+          </w:p>
+        </w:tc>
+        <w:tc>
+          <w:tcPr>
+            <w:shd w:val="clear" w:color="auto" w:fill="F2F2F2"/>
+          </w:tcPr>
+          <w:p>
+            <w:pPr>
+              <w:pStyle w:val="Compact"/>
+            </w:pPr>
+            <w:r>
+              <w:t xml:space="preserve">Reachability-weighted CVE on OT-adjacent IT workloads</w:t>
+            </w:r>
+          </w:p>
+        </w:tc>
+        <w:tc>
+          <w:tcPr>
+            <w:shd w:val="clear" w:color="auto" w:fill="F2F2F2"/>
+          </w:tcPr>
+          <w:p>
+            <w:pPr>
+              <w:pStyle w:val="Compact"/>
+            </w:pPr>
+            <w:r>
+              <w:t xml:space="preserve">Prioritised remediation list with compensating-control register</w:t>
             </w:r>
           </w:p>
         </w:tc>
@@ -1047,7 +876,24 @@
               <w:pStyle w:val="Compact"/>
             </w:pPr>
             <w:r>
-              <w:t xml:space="preserve">Incident sample (IT side)</w:t>
+              <w:t xml:space="preserve">Incident response (IT side)</w:t>
+            </w:r>
+          </w:p>
+        </w:tc>
+        <w:tc>
+          <w:tcPr>
+            <w:shd w:val="clear" w:color="auto" w:fill="107C41"/>
+          </w:tcPr>
+          <w:p>
+            <w:pPr>
+              <w:pStyle w:val="Compact"/>
+            </w:pPr>
+            <w:r>
+              <w:rPr>
+                <w:b/>
+                <w:color w:val="FFFFFF"/>
+              </w:rPr>
+              <w:t>Direct</w:t>
             </w:r>
           </w:p>
         </w:tc>
@@ -1058,7 +904,7 @@
               <w:pStyle w:val="Compact"/>
             </w:pPr>
             <w:r>
-              <w:t xml:space="preserve">One representative IT-side incident timeline</w:t>
+              <w:t xml:space="preserve">Forensic flow / process search across the incident window</w:t>
             </w:r>
           </w:p>
         </w:tc>
@@ -1069,25 +915,431 @@
               <w:pStyle w:val="Compact"/>
             </w:pPr>
             <w:r>
-              <w:t xml:space="preserve">Flow + process search</w:t>
-            </w:r>
-          </w:p>
-        </w:tc>
-        <w:tc>
-          <w:tcPr/>
-          <w:p>
-            <w:pPr>
-              <w:pStyle w:val="Compact"/>
-            </w:pPr>
-            <w:r>
-              <w:t xml:space="preserve">Per incident; one representative sample per audit cycle</w:t>
+              <w:t xml:space="preserve">Investigation pack with timeline and impact scope</w:t>
+            </w:r>
+          </w:p>
+        </w:tc>
+      </w:tr>
+      <w:tr>
+        <w:tc>
+          <w:tcPr>
+            <w:shd w:val="clear" w:color="auto" w:fill="F2F2F2"/>
+          </w:tcPr>
+          <w:p>
+            <w:pPr>
+              <w:pStyle w:val="Compact"/>
+            </w:pPr>
+            <w:r>
+              <w:t xml:space="preserve">Configuration management</w:t>
+            </w:r>
+          </w:p>
+        </w:tc>
+        <w:tc>
+          <w:tcPr>
+            <w:shd w:val="clear" w:color="auto" w:fill="107C41"/>
+          </w:tcPr>
+          <w:p>
+            <w:pPr>
+              <w:pStyle w:val="Compact"/>
+            </w:pPr>
+            <w:r>
+              <w:rPr>
+                <w:b/>
+                <w:color w:val="FFFFFF"/>
+              </w:rPr>
+              <w:t>Direct</w:t>
+            </w:r>
+          </w:p>
+        </w:tc>
+        <w:tc>
+          <w:tcPr>
+            <w:shd w:val="clear" w:color="auto" w:fill="F2F2F2"/>
+          </w:tcPr>
+          <w:p>
+            <w:pPr>
+              <w:pStyle w:val="Compact"/>
+            </w:pPr>
+            <w:r>
+              <w:t xml:space="preserve">Workspace snapshot before/after each change</w:t>
+            </w:r>
+          </w:p>
+        </w:tc>
+        <w:tc>
+          <w:tcPr>
+            <w:shd w:val="clear" w:color="auto" w:fill="F2F2F2"/>
+          </w:tcPr>
+          <w:p>
+            <w:pPr>
+              <w:pStyle w:val="Compact"/>
+            </w:pPr>
+            <w:r>
+              <w:t xml:space="preserve">Change-controlled policy workspace export</w:t>
             </w:r>
           </w:p>
         </w:tc>
       </w:tr>
     </w:tbl>
     <w:bookmarkEnd w:id="17"/>
-    <w:bookmarkStart w:id="18" w:name="pov-workshop-approach"/>
+    <w:bookmarkStart w:id="18" w:name="evidence-collection-approach"/>
+    <w:p>
+      <w:pPr>
+        <w:pStyle w:val="Heading2"/>
+      </w:pPr>
+      <w:r>
+        <w:t xml:space="preserve">Evidence Collection Approach</w:t>
+      </w:r>
+    </w:p>
+    <w:p>
+      <w:pPr>
+        <w:pStyle w:val="FirstParagraph"/>
+      </w:pPr>
+      <w:r>
+        <w:t xml:space="preserve">The table below describes per-topic evidence collection - what to collect, the CSW source area, and a suggested cadence. The cadence should be tuned to the customer’s audit cycle, regulatory cadence, and risk appetite.</w:t>
+      </w:r>
+    </w:p>
+    <w:tbl>
+      <w:tblPr>
+        <w:tblStyle w:val="Table"/>
+        <w:tblW w:type="pct" w:w="5000"/>
+        <w:tblLayout w:type="fixed"/>
+        <w:tblLook w:firstRow="1" w:lastRow="0" w:firstColumn="0" w:lastColumn="0" w:noHBand="0" w:noVBand="0" w:val="0020"/>
+        <w:tblBorders>
+          <w:top w:val="single" w:sz="4" w:space="0" w:color="BFBFBF"/>
+          <w:left w:val="single" w:sz="4" w:space="0" w:color="BFBFBF"/>
+          <w:bottom w:val="single" w:sz="4" w:space="0" w:color="BFBFBF"/>
+          <w:right w:val="single" w:sz="4" w:space="0" w:color="BFBFBF"/>
+          <w:insideH w:val="single" w:sz="4" w:space="0" w:color="BFBFBF"/>
+          <w:insideV w:val="single" w:sz="4" w:space="0" w:color="BFBFBF"/>
+        </w:tblBorders>
+      </w:tblPr>
+      <w:tblGrid>
+        <w:gridCol w:w="1980"/>
+        <w:gridCol w:w="1980"/>
+        <w:gridCol w:w="1980"/>
+        <w:gridCol w:w="1980"/>
+      </w:tblGrid>
+      <w:tr>
+        <w:trPr>
+          <w:tblHeader w:val="on"/>
+        </w:trPr>
+        <w:tc>
+          <w:tcPr>
+            <w:shd w:val="clear" w:color="auto" w:fill="003366"/>
+          </w:tcPr>
+          <w:p>
+            <w:pPr>
+              <w:pStyle w:val="Compact"/>
+            </w:pPr>
+            <w:r>
+              <w:rPr>
+                <w:b/>
+                <w:color w:val="FFFFFF"/>
+              </w:rPr>
+              <w:t xml:space="preserve">Topic</w:t>
+            </w:r>
+          </w:p>
+        </w:tc>
+        <w:tc>
+          <w:tcPr>
+            <w:shd w:val="clear" w:color="auto" w:fill="003366"/>
+          </w:tcPr>
+          <w:p>
+            <w:pPr>
+              <w:pStyle w:val="Compact"/>
+            </w:pPr>
+            <w:r>
+              <w:rPr>
+                <w:b/>
+                <w:color w:val="FFFFFF"/>
+              </w:rPr>
+              <w:t xml:space="preserve">What to collect</w:t>
+            </w:r>
+          </w:p>
+        </w:tc>
+        <w:tc>
+          <w:tcPr>
+            <w:shd w:val="clear" w:color="auto" w:fill="003366"/>
+          </w:tcPr>
+          <w:p>
+            <w:pPr>
+              <w:pStyle w:val="Compact"/>
+            </w:pPr>
+            <w:r>
+              <w:rPr>
+                <w:b/>
+                <w:color w:val="FFFFFF"/>
+              </w:rPr>
+              <w:t xml:space="preserve">CSW source</w:t>
+            </w:r>
+          </w:p>
+        </w:tc>
+        <w:tc>
+          <w:tcPr>
+            <w:shd w:val="clear" w:color="auto" w:fill="003366"/>
+          </w:tcPr>
+          <w:p>
+            <w:pPr>
+              <w:pStyle w:val="Compact"/>
+            </w:pPr>
+            <w:r>
+              <w:rPr>
+                <w:b/>
+                <w:color w:val="FFFFFF"/>
+              </w:rPr>
+              <w:t xml:space="preserve">Suggested cadence</w:t>
+            </w:r>
+          </w:p>
+        </w:tc>
+      </w:tr>
+      <w:tr>
+        <w:tc>
+          <w:tcPr/>
+          <w:p>
+            <w:pPr>
+              <w:pStyle w:val="Compact"/>
+            </w:pPr>
+            <w:r>
+              <w:t xml:space="preserve">OT-adjacent IT inventory</w:t>
+            </w:r>
+          </w:p>
+        </w:tc>
+        <w:tc>
+          <w:tcPr/>
+          <w:p>
+            <w:pPr>
+              <w:pStyle w:val="Compact"/>
+            </w:pPr>
+            <w:r>
+              <w:t xml:space="preserve">Workloads adjacent to OT zones with isa_level and it_or_ot labels</w:t>
+            </w:r>
+          </w:p>
+        </w:tc>
+        <w:tc>
+          <w:tcPr/>
+          <w:p>
+            <w:pPr>
+              <w:pStyle w:val="Compact"/>
+            </w:pPr>
+            <w:r>
+              <w:t xml:space="preserve">Inventory + scope membership export</w:t>
+            </w:r>
+          </w:p>
+        </w:tc>
+        <w:tc>
+          <w:tcPr/>
+          <w:p>
+            <w:pPr>
+              <w:pStyle w:val="Compact"/>
+            </w:pPr>
+            <w:r>
+              <w:t xml:space="preserve">Monthly</w:t>
+            </w:r>
+          </w:p>
+        </w:tc>
+      </w:tr>
+      <w:tr>
+        <w:tc>
+          <w:tcPr>
+            <w:shd w:val="clear" w:color="auto" w:fill="F2F2F2"/>
+          </w:tcPr>
+          <w:p>
+            <w:pPr>
+              <w:pStyle w:val="Compact"/>
+            </w:pPr>
+            <w:r>
+              <w:t xml:space="preserve">IT-OT boundary flow evidence</w:t>
+            </w:r>
+          </w:p>
+        </w:tc>
+        <w:tc>
+          <w:tcPr>
+            <w:shd w:val="clear" w:color="auto" w:fill="F2F2F2"/>
+          </w:tcPr>
+          <w:p>
+            <w:pPr>
+              <w:pStyle w:val="Compact"/>
+            </w:pPr>
+            <w:r>
+              <w:t xml:space="preserve">Approved vs. observed IT-OT flow comparison</w:t>
+            </w:r>
+          </w:p>
+        </w:tc>
+        <w:tc>
+          <w:tcPr>
+            <w:shd w:val="clear" w:color="auto" w:fill="F2F2F2"/>
+          </w:tcPr>
+          <w:p>
+            <w:pPr>
+              <w:pStyle w:val="Compact"/>
+            </w:pPr>
+            <w:r>
+              <w:t xml:space="preserve">ADM workspace export + policy workspace export</w:t>
+            </w:r>
+          </w:p>
+        </w:tc>
+        <w:tc>
+          <w:tcPr>
+            <w:shd w:val="clear" w:color="auto" w:fill="F2F2F2"/>
+          </w:tcPr>
+          <w:p>
+            <w:pPr>
+              <w:pStyle w:val="Compact"/>
+            </w:pPr>
+            <w:r>
+              <w:t xml:space="preserve">Quarterly</w:t>
+            </w:r>
+          </w:p>
+        </w:tc>
+      </w:tr>
+      <w:tr>
+        <w:tc>
+          <w:tcPr/>
+          <w:p>
+            <w:pPr>
+              <w:pStyle w:val="Compact"/>
+            </w:pPr>
+            <w:r>
+              <w:t xml:space="preserve">Jump-host activity</w:t>
+            </w:r>
+          </w:p>
+        </w:tc>
+        <w:tc>
+          <w:tcPr/>
+          <w:p>
+            <w:pPr>
+              <w:pStyle w:val="Compact"/>
+            </w:pPr>
+            <w:r>
+              <w:t xml:space="preserve">Jump-host flows to OT-Zones with timing</w:t>
+            </w:r>
+          </w:p>
+        </w:tc>
+        <w:tc>
+          <w:tcPr/>
+          <w:p>
+            <w:pPr>
+              <w:pStyle w:val="Compact"/>
+            </w:pPr>
+            <w:r>
+              <w:t xml:space="preserve">Flow search on Jump-Hosts-to-OT</w:t>
+            </w:r>
+          </w:p>
+        </w:tc>
+        <w:tc>
+          <w:tcPr/>
+          <w:p>
+            <w:pPr>
+              <w:pStyle w:val="Compact"/>
+            </w:pPr>
+            <w:r>
+              <w:t xml:space="preserve">Continuous; reviewed monthly</w:t>
+            </w:r>
+          </w:p>
+        </w:tc>
+      </w:tr>
+      <w:tr>
+        <w:tc>
+          <w:tcPr>
+            <w:shd w:val="clear" w:color="auto" w:fill="F2F2F2"/>
+          </w:tcPr>
+          <w:p>
+            <w:pPr>
+              <w:pStyle w:val="Compact"/>
+            </w:pPr>
+            <w:r>
+              <w:t xml:space="preserve">Vulnerability + reachability</w:t>
+            </w:r>
+          </w:p>
+        </w:tc>
+        <w:tc>
+          <w:tcPr>
+            <w:shd w:val="clear" w:color="auto" w:fill="F2F2F2"/>
+          </w:tcPr>
+          <w:p>
+            <w:pPr>
+              <w:pStyle w:val="Compact"/>
+            </w:pPr>
+            <w:r>
+              <w:t xml:space="preserve">CVE list weighted by reach into OT-Zones</w:t>
+            </w:r>
+          </w:p>
+        </w:tc>
+        <w:tc>
+          <w:tcPr>
+            <w:shd w:val="clear" w:color="auto" w:fill="F2F2F2"/>
+          </w:tcPr>
+          <w:p>
+            <w:pPr>
+              <w:pStyle w:val="Compact"/>
+            </w:pPr>
+            <w:r>
+              <w:t xml:space="preserve">Vulnerability report scoped to NIST-800-82</w:t>
+            </w:r>
+          </w:p>
+        </w:tc>
+        <w:tc>
+          <w:tcPr>
+            <w:shd w:val="clear" w:color="auto" w:fill="F2F2F2"/>
+          </w:tcPr>
+          <w:p>
+            <w:pPr>
+              <w:pStyle w:val="Compact"/>
+            </w:pPr>
+            <w:r>
+              <w:t xml:space="preserve">Monthly</w:t>
+            </w:r>
+          </w:p>
+        </w:tc>
+      </w:tr>
+      <w:tr>
+        <w:tc>
+          <w:tcPr/>
+          <w:p>
+            <w:pPr>
+              <w:pStyle w:val="Compact"/>
+            </w:pPr>
+            <w:r>
+              <w:t xml:space="preserve">Incident sample (IT side)</w:t>
+            </w:r>
+          </w:p>
+        </w:tc>
+        <w:tc>
+          <w:tcPr/>
+          <w:p>
+            <w:pPr>
+              <w:pStyle w:val="Compact"/>
+            </w:pPr>
+            <w:r>
+              <w:t xml:space="preserve">One representative IT-side incident timeline</w:t>
+            </w:r>
+          </w:p>
+        </w:tc>
+        <w:tc>
+          <w:tcPr/>
+          <w:p>
+            <w:pPr>
+              <w:pStyle w:val="Compact"/>
+            </w:pPr>
+            <w:r>
+              <w:t xml:space="preserve">Flow + process search</w:t>
+            </w:r>
+          </w:p>
+        </w:tc>
+        <w:tc>
+          <w:tcPr/>
+          <w:p>
+            <w:pPr>
+              <w:pStyle w:val="Compact"/>
+            </w:pPr>
+            <w:r>
+              <w:t xml:space="preserve">Per incident; one representative sample per audit cycle</w:t>
+            </w:r>
+          </w:p>
+        </w:tc>
+      </w:tr>
+    </w:tbl>
+    <w:bookmarkEnd w:id="18"/>
+    <w:bookmarkStart w:id="19" w:name="pov-workshop-approach"/>
     <w:p>
       <w:pPr>
         <w:pStyle w:val="Heading2"/>
@@ -1249,8 +1501,8 @@
         <w:t xml:space="preserve">Package inventory, scope, flows, policy, exceptions, and known gaps as the evidence output. Cross-reference this report’s evidence collection table with the customer’s existing audit work-papers.</w:t>
       </w:r>
     </w:p>
-    <w:bookmarkEnd w:id="18"/>
-    <w:bookmarkStart w:id="19" w:name="boundaries-and-complementary-controls"/>
+    <w:bookmarkEnd w:id="19"/>
+    <w:bookmarkStart w:id="20" w:name="boundaries-and-complementary-controls"/>
     <w:p>
       <w:pPr>
         <w:pStyle w:val="Heading2"/>
@@ -1267,8 +1519,8 @@
         <w:t xml:space="preserve">CSW does not enforce policy on OT devices, parse OT protocols (Modbus, DNP3, S7, OPC UA, etc.), manage OT change windows, replace an OT-native product (Cyber Vision, Claroty, Nozomi), or replace the OT cybersecurity programme.</w:t>
       </w:r>
     </w:p>
-    <w:bookmarkEnd w:id="19"/>
-    <w:bookmarkStart w:id="20" w:name="assessor-auditor-caveat"/>
+    <w:bookmarkEnd w:id="20"/>
+    <w:bookmarkStart w:id="21" w:name="assessor-auditor-caveat"/>
     <w:p>
       <w:pPr>
         <w:pStyle w:val="Heading2"/>
@@ -1285,8 +1537,8 @@
         <w:t xml:space="preserve">CSW provides technical evidence inputs. The customer’s qualified assessor, auditor, certifying body, or regulator determines compliance status. Validate all framework-topic mappings, control IDs, paragraph references, and section numbers in this report against the current official framework text. If the customer is being assessed against a version other than the one referenced in the framework version note above, revalidate before use.</w:t>
       </w:r>
     </w:p>
-    <w:bookmarkEnd w:id="20"/>
-    <w:bookmarkStart w:id="21" w:name="disclaimer"/>
+    <w:bookmarkEnd w:id="21"/>
+    <w:bookmarkStart w:id="22" w:name="disclaimer"/>
     <w:p>
       <w:pPr>
         <w:pStyle w:val="Heading2"/>
@@ -1303,8 +1555,8 @@
         <w:t xml:space="preserve">This report is for informational and planning purposes. It is not legal, regulatory, audit, or certification advice. Validate all mappings against the current official framework text, the customer’s environment, and qualified compliance, legal, and audit professionals.</w:t>
       </w:r>
     </w:p>
-    <w:bookmarkEnd w:id="21"/>
     <w:bookmarkEnd w:id="22"/>
+    <w:bookmarkEnd w:id="23"/>
     <w:sectPr>
       <w:footnotePr>
         <w:numRestart w:val="eachSect"/>

--- a/NIST-800-82/CSW-NIST-800-82-Compliance-Report.docx
+++ b/NIST-800-82/CSW-NIST-800-82-Compliance-Report.docx
@@ -150,13 +150,13 @@
         <w:t xml:space="preserve"> </w:t>
       </w:r>
       <w:r>
-        <w:t xml:space="preserve">they produce. The technical runbook (</w:t>
+        <w:t xml:space="preserve">they produce. The reference design (</w:t>
       </w:r>
       <w:r>
         <w:rPr>
           <w:rStyle w:val="VerbatimChar"/>
         </w:rPr>
-        <w:t xml:space="preserve">CSW-NIST-800-82-Technical-Runbook.md</w:t>
+        <w:t xml:space="preserve">CSW-NIST-800-82-Technical-Reference design.md</w:t>
       </w:r>
       <w:r>
         <w:t xml:space="preserve">) in this folder contains the deeper engineering detail.</w:t>
